--- a/cv/andrew-tran-cv.docx
+++ b/cv/andrew-tran-cv.docx
@@ -173,6 +173,7 @@
           </w:tcPr>
           <w:p>
             <w:pPr>
+              <w:ind w:left="0" w:firstLine="0"/>
               <w:rPr>
                 <w:rFonts w:cstheme="minorHAnsi"/>
               </w:rPr>
@@ -187,9 +188,6 @@
         </w:tc>
       </w:tr>
       <w:tr>
-        <w:trPr>
-          <w:trHeight w:val="117"/>
-        </w:trPr>
         <w:tc>
           <w:tcPr>
             <w:tcW w:w="10080" w:type="dxa"/>
@@ -418,6 +416,21 @@
           </w:tcPr>
           <w:p>
             <w:pPr>
+              <w:rPr>
+                <w:rFonts w:cstheme="minorHAnsi"/>
+              </w:rPr>
+            </w:pPr>
+          </w:p>
+        </w:tc>
+      </w:tr>
+      <w:tr>
+        <w:tc>
+          <w:tcPr>
+            <w:tcW w:w="10080" w:type="dxa"/>
+            <w:gridSpan w:val="2"/>
+          </w:tcPr>
+          <w:p>
+            <w:pPr>
               <w:pStyle w:val="Heading1"/>
               <w:ind w:left="0" w:firstLine="0"/>
               <w:rPr>
@@ -1960,6 +1973,7 @@
           </w:p>
           <w:p>
             <w:pPr>
+              <w:ind w:left="0" w:firstLine="0"/>
               <w:rPr>
                 <w:rStyle w:val="NormalBold"/>
                 <w:rFonts w:cstheme="minorHAnsi"/>
@@ -2137,6 +2151,7 @@
           </w:tcPr>
           <w:p>
             <w:pPr>
+              <w:ind w:left="0" w:firstLine="0"/>
               <w:jc w:val="both"/>
               <w:rPr>
                 <w:rStyle w:val="NormalBold"/>
@@ -3073,6 +3088,7 @@
               <w:tabs>
                 <w:tab w:val="left" w:pos="2217"/>
               </w:tabs>
+              <w:ind w:left="0" w:firstLine="0"/>
               <w:jc w:val="both"/>
               <w:rPr>
                 <w:rStyle w:val="NormalBold"/>

--- a/cv/andrew-tran-cv.docx
+++ b/cv/andrew-tran-cv.docx
@@ -195,21 +195,6 @@
           </w:tcPr>
           <w:p>
             <w:pPr>
-              <w:rPr>
-                <w:rFonts w:cstheme="minorHAnsi"/>
-              </w:rPr>
-            </w:pPr>
-          </w:p>
-        </w:tc>
-      </w:tr>
-      <w:tr>
-        <w:tc>
-          <w:tcPr>
-            <w:tcW w:w="10080" w:type="dxa"/>
-            <w:gridSpan w:val="2"/>
-          </w:tcPr>
-          <w:p>
-            <w:pPr>
               <w:pStyle w:val="Heading1"/>
               <w:ind w:left="0" w:firstLine="0"/>
               <w:rPr>
@@ -405,21 +390,6 @@
               </w:rPr>
               <w:t>Kingsville, TX</w:t>
             </w:r>
-          </w:p>
-        </w:tc>
-      </w:tr>
-      <w:tr>
-        <w:tc>
-          <w:tcPr>
-            <w:tcW w:w="10080" w:type="dxa"/>
-            <w:gridSpan w:val="2"/>
-          </w:tcPr>
-          <w:p>
-            <w:pPr>
-              <w:rPr>
-                <w:rFonts w:cstheme="minorHAnsi"/>
-              </w:rPr>
-            </w:pPr>
           </w:p>
         </w:tc>
       </w:tr>

--- a/cv/andrew-tran-cv.docx
+++ b/cv/andrew-tran-cv.docx
@@ -195,6 +195,21 @@
           </w:tcPr>
           <w:p>
             <w:pPr>
+              <w:rPr>
+                <w:rFonts w:cstheme="minorHAnsi"/>
+              </w:rPr>
+            </w:pPr>
+          </w:p>
+        </w:tc>
+      </w:tr>
+      <w:tr>
+        <w:tc>
+          <w:tcPr>
+            <w:tcW w:w="10080" w:type="dxa"/>
+            <w:gridSpan w:val="2"/>
+          </w:tcPr>
+          <w:p>
+            <w:pPr>
               <w:pStyle w:val="Heading1"/>
               <w:ind w:left="0" w:firstLine="0"/>
               <w:rPr>
@@ -401,6 +416,21 @@
           </w:tcPr>
           <w:p>
             <w:pPr>
+              <w:rPr>
+                <w:rFonts w:cstheme="minorHAnsi"/>
+              </w:rPr>
+            </w:pPr>
+          </w:p>
+        </w:tc>
+      </w:tr>
+      <w:tr>
+        <w:tc>
+          <w:tcPr>
+            <w:tcW w:w="10080" w:type="dxa"/>
+            <w:gridSpan w:val="2"/>
+          </w:tcPr>
+          <w:p>
+            <w:pPr>
               <w:pStyle w:val="Heading1"/>
               <w:ind w:left="0" w:firstLine="0"/>
               <w:rPr>
@@ -433,7 +463,7 @@
                 <w:rStyle w:val="NormalBold"/>
                 <w:rFonts w:cstheme="minorHAnsi"/>
               </w:rPr>
-              <w:t>Engage Clinical Pharmacist</w:t>
+              <w:t>Clinical Pharmacist - Engage team</w:t>
             </w:r>
           </w:p>
           <w:p>

--- a/cv/andrew-tran-cv.docx
+++ b/cv/andrew-tran-cv.docx
@@ -266,7 +266,7 @@
                 <w:i/>
                 <w:iCs/>
               </w:rPr>
-              <w:t xml:space="preserve">Penobscot Community Health Care(PCHC)</w:t>
+              <w:t>Penobscot Community Health Care(PCHC)</w:t>
             </w:r>
           </w:p>
           <w:p>
@@ -486,7 +486,7 @@
                 <w:i/>
                 <w:iCs/>
               </w:rPr>
-              <w:t xml:space="preserve">Stellus RX</w:t>
+              <w:t>Stellus RX</w:t>
             </w:r>
           </w:p>
           <w:p>
@@ -564,7 +564,7 @@
               <w:rPr>
                 <w:rFonts w:asciiTheme="minorHAnsi" w:hAnsiTheme="minorHAnsi" w:cstheme="minorHAnsi"/>
               </w:rPr>
-              <w:t xml:space="preserve">Provide comprehensive medication management (CMM) through telephonic and virtual/video patient encounters within Stellus Rx's Engage model — a pharmacist-led program shown across three independent studies (750+ patients per cohort) to reduce total cost of care by $278 PMPM and cut hospital readmissions by 41% — identifying and resolving drug therapy problems while reconciling medications to support safe transitions of care following hospital discharge. </w:t>
+              <w:t>Provide comprehensive medication management (CMM) through telephonic and virtual/video patient encounters within Stellus Rx's Engage model.</w:t>
             </w:r>
           </w:p>
           <w:p>
@@ -582,7 +582,13 @@
               <w:rPr>
                 <w:rFonts w:asciiTheme="minorHAnsi" w:hAnsiTheme="minorHAnsi" w:cstheme="minorHAnsi"/>
               </w:rPr>
-              <w:t xml:space="preserve">Design individualized therapeutic regimens and chronic disease state management action plans with measurable clinical goals — contributing to a 25% decrease in the A1c-uncontrolled cohort and a 21% reduction in ER visits — while conducting adherence assessments and reinforcing guideline-directed therapy per each patient's Plan of Care. </w:t>
+              <w:t>Design individualized therapeutic regimens and chronic disease state management action plans with measurable clinical goals — contributing to a 25% decrease in the A1c-uncontrolled cohort and a 21% reduction in ER visits</w:t>
+            </w:r>
+            <w:r>
+              <w:rPr>
+                <w:rFonts w:asciiTheme="minorHAnsi" w:hAnsiTheme="minorHAnsi" w:cstheme="minorHAnsi"/>
+              </w:rPr>
+              <w:t>.</w:t>
             </w:r>
           </w:p>
           <w:p>
@@ -612,6 +618,7 @@
           </w:tcPr>
           <w:p>
             <w:pPr>
+              <w:spacing w:before="160"/>
               <w:rPr>
                 <w:rStyle w:val="NormalBold"/>
                 <w:rFonts w:cstheme="minorHAnsi"/>
@@ -700,6 +707,7 @@
           </w:tcPr>
           <w:p>
             <w:pPr>
+              <w:spacing w:before="160"/>
               <w:jc w:val="right"/>
               <w:rPr>
                 <w:rFonts w:cstheme="minorHAnsi"/>
@@ -710,6 +718,11 @@
                 <w:rFonts w:cstheme="minorHAnsi"/>
               </w:rPr>
               <w:t>02/2024 – 03/2026</w:t>
+            </w:r>
+            <w:r>
+              <w:rPr>
+                <w:rFonts w:cstheme="minorHAnsi"/>
+              </w:rPr>
               <w:br/>
               <w:t xml:space="preserve">11/2023 – 02/2024 </w:t>
             </w:r>
@@ -824,6 +837,7 @@
           </w:tcPr>
           <w:p>
             <w:pPr>
+              <w:spacing w:before="160"/>
               <w:rPr>
                 <w:rStyle w:val="NormalBold"/>
                 <w:rFonts w:cstheme="minorHAnsi"/>
@@ -894,6 +908,7 @@
           </w:tcPr>
           <w:p>
             <w:pPr>
+              <w:spacing w:before="160"/>
               <w:jc w:val="right"/>
               <w:rPr>
                 <w:rFonts w:cstheme="minorHAnsi"/>
@@ -987,7 +1002,7 @@
               <w:rPr>
                 <w:rFonts w:asciiTheme="minorHAnsi" w:hAnsiTheme="minorHAnsi" w:cstheme="minorHAnsi"/>
               </w:rPr>
-              <w:t xml:space="preserve">Delivered virtual and telephone-based pharmaceutical care for patients with complex, chronic, and rare conditions (oncology, rheumatology, dermatology, GI, hepatitis C, HIV), performing 30-40 patient calls daily while coordinating medication access and assessing regimen appropriateness through Therigy specialty pharmacy software.</w:t>
+              <w:t>Delivered virtual and telephone-based pharmaceutical care for patients with complex, chronic, and rare conditions (oncology, rheumatology, dermatology, GI, hepatitis C, HIV), performing 30-40 patient calls daily while coordinating medication access and assessing regimen appropriateness through Therigy specialty pharmacy software.</w:t>
             </w:r>
           </w:p>
         </w:tc>
@@ -999,6 +1014,7 @@
           </w:tcPr>
           <w:p>
             <w:pPr>
+              <w:spacing w:before="160"/>
               <w:rPr>
                 <w:rStyle w:val="NormalBold"/>
                 <w:rFonts w:cstheme="minorHAnsi"/>
@@ -1058,6 +1074,7 @@
           </w:tcPr>
           <w:p>
             <w:pPr>
+              <w:spacing w:before="160"/>
               <w:jc w:val="right"/>
               <w:rPr>
                 <w:rFonts w:cstheme="minorHAnsi"/>
@@ -1163,6 +1180,7 @@
           </w:tcPr>
           <w:p>
             <w:pPr>
+              <w:spacing w:before="160"/>
               <w:ind w:left="0" w:firstLine="0"/>
               <w:rPr>
                 <w:rStyle w:val="NormalBold"/>
@@ -1223,6 +1241,7 @@
           </w:tcPr>
           <w:p>
             <w:pPr>
+              <w:spacing w:before="160"/>
               <w:ind w:left="0" w:firstLine="0"/>
               <w:jc w:val="right"/>
               <w:rPr>
@@ -1373,7 +1392,7 @@
                 <w:i/>
                 <w:iCs/>
               </w:rPr>
-              <w:t xml:space="preserve">Penobscot Community Health Care(PCHC)</w:t>
+              <w:t>Penobscot Community Health Care(PCHC)</w:t>
             </w:r>
           </w:p>
           <w:p>
@@ -1494,6 +1513,7 @@
           </w:tcPr>
           <w:p>
             <w:pPr>
+              <w:spacing w:before="160"/>
               <w:ind w:left="0" w:firstLine="0"/>
               <w:rPr>
                 <w:rFonts w:cstheme="minorHAnsi"/>
@@ -1545,6 +1565,7 @@
           </w:tcPr>
           <w:p>
             <w:pPr>
+              <w:spacing w:before="160"/>
               <w:ind w:left="0" w:firstLine="0"/>
               <w:jc w:val="right"/>
               <w:rPr>
@@ -1556,6 +1577,11 @@
                 <w:rFonts w:cstheme="minorHAnsi"/>
               </w:rPr>
               <w:t>08/2017 – 05/2018</w:t>
+            </w:r>
+            <w:r>
+              <w:rPr>
+                <w:rFonts w:cstheme="minorHAnsi"/>
+              </w:rPr>
               <w:br/>
               <w:t>Gatesville, TX</w:t>
             </w:r>
@@ -3171,7 +3197,7 @@
                 <w:rStyle w:val="NormalBold"/>
                 <w:rFonts w:cstheme="minorHAnsi"/>
               </w:rPr>
-              <w:t xml:space="preserve">APhA Pharmacy-Based Immunization Delivery Certified</w:t>
+              <w:t>APhA Pharmacy-Based Immunization Delivery Certified</w:t>
             </w:r>
           </w:p>
           <w:p>
